--- a/初二练习册/秋08 第3讲声现象 练习册 教师版.docx
+++ b/初二练习册/秋08 第3讲声现象 练习册 教师版.docx
@@ -353,52 +353,17 @@
     </w:p>
     <w:p>
       <w:pPr>
-        <w:spacing w:line="360" w:lineRule="auto"/>
-        <w:ind w:left="274" w:hangingChars="130" w:hanging="274"/>
-        <w:rPr>
-          <w:rFonts w:ascii="Times New Roman" w:eastAsia="新宋体" w:hAnsi="Times New Roman"/>
-          <w:b/>
-          <w:bCs/>
-          <w:color w:val="0000FF"/>
-          <w:szCs w:val="21"/>
-        </w:rPr>
-      </w:pPr>
-      <w:bookmarkStart w:id="0" w:name="_Hlk11680454"/>
-      <w:proofErr w:type="gramStart"/>
-      <w:r>
-        <w:rPr>
-          <w:rFonts w:ascii="Times New Roman" w:eastAsia="新宋体" w:hAnsi="Times New Roman" w:hint="eastAsia"/>
-          <w:b/>
-          <w:bCs/>
-          <w:color w:val="0000FF"/>
-          <w:szCs w:val="21"/>
-        </w:rPr>
-        <w:t>声现象</w:t>
-      </w:r>
-      <w:proofErr w:type="gramEnd"/>
-      <w:r>
-        <w:rPr>
-          <w:rFonts w:ascii="Times New Roman" w:eastAsia="新宋体" w:hAnsi="Times New Roman" w:hint="eastAsia"/>
-          <w:b/>
-          <w:bCs/>
-          <w:color w:val="0000FF"/>
-          <w:szCs w:val="21"/>
-        </w:rPr>
-        <w:t>概念辨析</w:t>
-      </w:r>
-    </w:p>
-    <w:p>
-      <w:pPr>
         <w:pStyle w:val="af0"/>
         <w:ind w:left="672" w:hanging="672"/>
       </w:pPr>
+      <w:bookmarkStart w:id="0" w:name="_Hlk11680454"/>
       <w:r>
         <w:rPr>
           <w:rFonts w:eastAsia="新宋体" w:hint="eastAsia"/>
           <w:noProof/>
         </w:rPr>
         <w:drawing>
-          <wp:anchor distT="0" distB="0" distL="0" distR="0" simplePos="0" relativeHeight="251655168" behindDoc="0" locked="0" layoutInCell="1" allowOverlap="1" wp14:anchorId="52AE5C93" wp14:editId="06226200">
+          <wp:anchor distT="0" distB="0" distL="0" distR="0" simplePos="0" relativeHeight="251656192" behindDoc="0" locked="0" layoutInCell="1" allowOverlap="1" wp14:anchorId="52AE5C93" wp14:editId="06226200">
             <wp:simplePos x="0" y="0"/>
             <wp:positionH relativeFrom="column">
               <wp:posOffset>3856355</wp:posOffset>
@@ -808,18 +773,13 @@
     </w:p>
     <w:p>
       <w:pPr>
-        <w:pStyle w:val="af3"/>
-      </w:pPr>
-      <w:r>
-        <w:rPr>
-          <w:rFonts w:hint="eastAsia"/>
-        </w:rPr>
+        <w:pStyle w:val="1230"/>
+        <w:ind w:left="588"/>
+      </w:pPr>
+      <w:r>
         <w:t>【答案】</w:t>
       </w:r>
       <w:r>
-        <w:rPr>
-          <w:rFonts w:hint="eastAsia"/>
-        </w:rPr>
         <w:t>C</w:t>
       </w:r>
     </w:p>
@@ -1629,7 +1589,8 @@
     </w:p>
     <w:p>
       <w:pPr>
-        <w:pStyle w:val="af3"/>
+        <w:pStyle w:val="1230"/>
+        <w:ind w:left="588"/>
       </w:pPr>
       <w:r>
         <w:rPr>
@@ -1649,6 +1610,21 @@
         </w:rPr>
         <w:t>。</w:t>
       </w:r>
+    </w:p>
+    <w:p>
+      <w:pPr>
+        <w:pStyle w:val="1230"/>
+        <w:ind w:left="588"/>
+      </w:pPr>
+    </w:p>
+    <w:p>
+      <w:pPr>
+        <w:pStyle w:val="1230"/>
+        <w:ind w:left="588"/>
+        <w:rPr>
+          <w:rFonts w:hint="eastAsia"/>
+        </w:rPr>
+      </w:pPr>
     </w:p>
     <w:p>
       <w:pPr>
@@ -2534,7 +2510,8 @@
     </w:p>
     <w:p>
       <w:pPr>
-        <w:pStyle w:val="af3"/>
+        <w:pStyle w:val="1230"/>
+        <w:ind w:left="588"/>
       </w:pPr>
       <w:r>
         <w:rPr>
@@ -2548,14 +2525,6 @@
         </w:rPr>
         <w:t>C</w:t>
       </w:r>
-    </w:p>
-    <w:p>
-      <w:pPr>
-        <w:pStyle w:val="123"/>
-        <w:rPr>
-          <w:rFonts w:eastAsia="新宋体"/>
-        </w:rPr>
-      </w:pPr>
     </w:p>
     <w:p>
       <w:pPr>
@@ -2745,7 +2714,7 @@
           <w:noProof/>
         </w:rPr>
         <w:drawing>
-          <wp:anchor distT="0" distB="0" distL="0" distR="0" simplePos="0" relativeHeight="251659264" behindDoc="0" locked="0" layoutInCell="1" allowOverlap="1" wp14:anchorId="28759279" wp14:editId="4180FB3B">
+          <wp:anchor distT="0" distB="0" distL="0" distR="0" simplePos="0" relativeHeight="251658240" behindDoc="0" locked="0" layoutInCell="1" allowOverlap="1" wp14:anchorId="28759279" wp14:editId="4180FB3B">
             <wp:simplePos x="0" y="0"/>
             <wp:positionH relativeFrom="column">
               <wp:posOffset>3483610</wp:posOffset>
@@ -2903,7 +2872,8 @@
     </w:p>
     <w:p>
       <w:pPr>
-        <w:pStyle w:val="af3"/>
+        <w:pStyle w:val="1230"/>
+        <w:ind w:left="588"/>
       </w:pPr>
       <w:r>
         <w:rPr>
@@ -2917,15 +2887,6 @@
         </w:rPr>
         <w:t>D</w:t>
       </w:r>
-    </w:p>
-    <w:p>
-      <w:pPr>
-        <w:spacing w:line="360" w:lineRule="auto"/>
-        <w:rPr>
-          <w:rFonts w:ascii="Times New Roman" w:eastAsia="新宋体" w:hAnsi="Times New Roman"/>
-          <w:szCs w:val="21"/>
-        </w:rPr>
-      </w:pPr>
     </w:p>
     <w:p>
       <w:pPr>
@@ -3162,7 +3123,8 @@
     </w:p>
     <w:p>
       <w:pPr>
-        <w:pStyle w:val="af3"/>
+        <w:pStyle w:val="1230"/>
+        <w:ind w:left="588"/>
       </w:pPr>
       <w:r>
         <w:rPr>
@@ -3176,6 +3138,21 @@
         </w:rPr>
         <w:t>A</w:t>
       </w:r>
+    </w:p>
+    <w:p>
+      <w:pPr>
+        <w:pStyle w:val="1230"/>
+        <w:ind w:left="588"/>
+      </w:pPr>
+    </w:p>
+    <w:p>
+      <w:pPr>
+        <w:pStyle w:val="1230"/>
+        <w:ind w:left="588"/>
+        <w:rPr>
+          <w:rFonts w:hint="eastAsia"/>
+        </w:rPr>
+      </w:pPr>
     </w:p>
     <w:p>
       <w:pPr>
@@ -3488,7 +3465,8 @@
     </w:p>
     <w:p>
       <w:pPr>
-        <w:pStyle w:val="af3"/>
+        <w:pStyle w:val="1230"/>
+        <w:ind w:left="588"/>
       </w:pPr>
       <w:r>
         <w:rPr>
@@ -3692,7 +3670,21 @@
           <w:rFonts w:eastAsia="新宋体" w:hint="eastAsia"/>
           <w:u w:val="single"/>
         </w:rPr>
-        <w:t xml:space="preserve">　振幅　</w:t>
+        <w:t xml:space="preserve">　</w:t>
+      </w:r>
+      <w:r>
+        <w:rPr>
+          <w:rFonts w:eastAsia="新宋体" w:hint="eastAsia"/>
+          <w:u w:val="single"/>
+        </w:rPr>
+        <w:t xml:space="preserve">  </w:t>
+      </w:r>
+      <w:r>
+        <w:rPr>
+          <w:rFonts w:eastAsia="新宋体" w:hint="eastAsia"/>
+          <w:u w:val="single"/>
+        </w:rPr>
+        <w:t xml:space="preserve">　</w:t>
       </w:r>
       <w:r>
         <w:rPr>
@@ -3717,7 +3709,21 @@
           <w:rFonts w:eastAsia="新宋体" w:hint="eastAsia"/>
           <w:u w:val="single"/>
         </w:rPr>
-        <w:t xml:space="preserve">　响度　</w:t>
+        <w:t xml:space="preserve">　</w:t>
+      </w:r>
+      <w:r>
+        <w:rPr>
+          <w:rFonts w:eastAsia="新宋体" w:hint="eastAsia"/>
+          <w:u w:val="single"/>
+        </w:rPr>
+        <w:t xml:space="preserve">  </w:t>
+      </w:r>
+      <w:r>
+        <w:rPr>
+          <w:rFonts w:eastAsia="新宋体" w:hint="eastAsia"/>
+          <w:u w:val="single"/>
+        </w:rPr>
+        <w:t xml:space="preserve">　</w:t>
       </w:r>
       <w:r>
         <w:rPr>
@@ -3742,7 +3748,20 @@
           <w:rFonts w:eastAsia="新宋体" w:hint="eastAsia"/>
           <w:u w:val="single"/>
         </w:rPr>
-        <w:t xml:space="preserve">　音调　</w:t>
+        <w:t xml:space="preserve">　</w:t>
+      </w:r>
+      <w:r>
+        <w:rPr>
+          <w:rFonts w:eastAsia="新宋体" w:hint="eastAsia"/>
+          <w:u w:val="single"/>
+        </w:rPr>
+        <w:t>_______</w:t>
+      </w:r>
+      <w:r>
+        <w:rPr>
+          <w:rFonts w:eastAsia="新宋体" w:hint="eastAsia"/>
+        </w:rPr>
+        <w:t>（填“响度”或“音调”）相同。从图乙中可以看出此物体发出的声音的频率是</w:t>
       </w:r>
       <w:r>
         <w:rPr>
@@ -3753,18 +3772,6 @@
       <w:r>
         <w:rPr>
           <w:rFonts w:eastAsia="新宋体" w:hint="eastAsia"/>
-        </w:rPr>
-        <w:t>（填“响度”或“音调”）相同。从图乙中可以看出此物体发出的声音的频率是</w:t>
-      </w:r>
-      <w:r>
-        <w:rPr>
-          <w:rFonts w:eastAsia="新宋体" w:hint="eastAsia"/>
-        </w:rPr>
-        <w:t xml:space="preserve"> </w:t>
-      </w:r>
-      <w:r>
-        <w:rPr>
-          <w:rFonts w:eastAsia="新宋体" w:hint="eastAsia"/>
           <w:u w:val="single"/>
         </w:rPr>
         <w:t xml:space="preserve">　</w:t>
@@ -3774,7 +3781,7 @@
           <w:rFonts w:eastAsia="新宋体" w:hint="eastAsia"/>
           <w:u w:val="single"/>
         </w:rPr>
-        <w:t>0.5</w:t>
+        <w:t xml:space="preserve">   </w:t>
       </w:r>
       <w:r>
         <w:rPr>
@@ -3846,7 +3853,8 @@
     </w:p>
     <w:p>
       <w:pPr>
-        <w:pStyle w:val="af3"/>
+        <w:pStyle w:val="1230"/>
+        <w:ind w:left="588"/>
       </w:pPr>
       <w:r>
         <w:rPr>
@@ -3866,26 +3874,6 @@
         </w:rPr>
         <w:t>。</w:t>
       </w:r>
-    </w:p>
-    <w:p>
-      <w:pPr>
-        <w:spacing w:line="360" w:lineRule="auto"/>
-        <w:ind w:leftChars="130" w:left="273"/>
-        <w:rPr>
-          <w:rFonts w:ascii="Times New Roman" w:eastAsia="新宋体" w:hAnsi="Times New Roman"/>
-          <w:szCs w:val="21"/>
-        </w:rPr>
-      </w:pPr>
-    </w:p>
-    <w:p>
-      <w:pPr>
-        <w:spacing w:line="360" w:lineRule="auto"/>
-        <w:ind w:leftChars="130" w:left="273"/>
-        <w:rPr>
-          <w:rFonts w:ascii="Times New Roman" w:eastAsia="新宋体" w:hAnsi="Times New Roman"/>
-          <w:szCs w:val="21"/>
-        </w:rPr>
-      </w:pPr>
     </w:p>
     <w:p>
       <w:pPr>
@@ -4177,7 +4165,6 @@
         <w:rPr>
           <w:rFonts w:hint="eastAsia"/>
         </w:rPr>
-        <w:lastRenderedPageBreak/>
         <w:t>D</w:t>
       </w:r>
       <w:r>
@@ -4203,7 +4190,8 @@
     </w:p>
     <w:p>
       <w:pPr>
-        <w:pStyle w:val="af3"/>
+        <w:pStyle w:val="1230"/>
+        <w:ind w:left="588"/>
       </w:pPr>
       <w:r>
         <w:rPr>
@@ -4238,8 +4226,9 @@
           <w:rFonts w:hint="eastAsia"/>
           <w:noProof/>
         </w:rPr>
+        <w:lastRenderedPageBreak/>
         <w:drawing>
-          <wp:anchor distT="0" distB="0" distL="0" distR="0" simplePos="0" relativeHeight="251663360" behindDoc="0" locked="0" layoutInCell="1" allowOverlap="1" wp14:anchorId="2A1FBDD7" wp14:editId="1EC2AD29">
+          <wp:anchor distT="0" distB="0" distL="0" distR="0" simplePos="0" relativeHeight="251660288" behindDoc="0" locked="0" layoutInCell="1" allowOverlap="1" wp14:anchorId="2A1FBDD7" wp14:editId="1EC2AD29">
             <wp:simplePos x="0" y="0"/>
             <wp:positionH relativeFrom="column">
               <wp:posOffset>4563745</wp:posOffset>
@@ -4532,7 +4521,11 @@
     </w:p>
     <w:p>
       <w:pPr>
-        <w:pStyle w:val="af3"/>
+        <w:pStyle w:val="1230"/>
+        <w:ind w:left="588"/>
+        <w:rPr>
+          <w:rFonts w:hint="eastAsia"/>
+        </w:rPr>
       </w:pPr>
       <w:r>
         <w:rPr>
@@ -4546,12 +4539,6 @@
         </w:rPr>
         <w:t>B</w:t>
       </w:r>
-    </w:p>
-    <w:p>
-      <w:pPr>
-        <w:pStyle w:val="af0"/>
-        <w:ind w:left="672" w:hanging="672"/>
-      </w:pPr>
     </w:p>
     <w:p>
       <w:pPr>
@@ -5260,6 +5247,9 @@
     <w:p>
       <w:pPr>
         <w:pStyle w:val="123"/>
+        <w:rPr>
+          <w:rFonts w:hint="eastAsia"/>
+        </w:rPr>
       </w:pPr>
       <w:r>
         <w:rPr>
@@ -5374,23 +5364,13 @@
     </w:p>
     <w:p>
       <w:pPr>
-        <w:spacing w:line="360" w:lineRule="auto"/>
-        <w:ind w:leftChars="130" w:left="273"/>
-        <w:rPr>
-          <w:rFonts w:ascii="Times New Roman" w:eastAsia="新宋体" w:hAnsi="Times New Roman"/>
-          <w:szCs w:val="21"/>
-        </w:rPr>
-      </w:pPr>
-    </w:p>
-    <w:p>
-      <w:pPr>
-        <w:pStyle w:val="af3"/>
-      </w:pPr>
-      <w:r>
-        <w:rPr>
-          <w:rFonts w:hint="eastAsia"/>
-        </w:rPr>
-        <w:lastRenderedPageBreak/>
+        <w:pStyle w:val="1230"/>
+        <w:ind w:left="588"/>
+      </w:pPr>
+      <w:r>
+        <w:rPr>
+          <w:rFonts w:hint="eastAsia"/>
+        </w:rPr>
         <w:t>【答案】（</w:t>
       </w:r>
       <w:r>
@@ -5444,7 +5424,8 @@
     </w:p>
     <w:p>
       <w:pPr>
-        <w:pStyle w:val="af3"/>
+        <w:pStyle w:val="1230"/>
+        <w:ind w:left="588"/>
       </w:pPr>
       <w:r>
         <w:rPr>
@@ -5501,6 +5482,7 @@
         <w:rPr>
           <w:noProof/>
         </w:rPr>
+        <w:lastRenderedPageBreak/>
         <mc:AlternateContent>
           <mc:Choice Requires="wps">
             <w:drawing>
@@ -6348,7 +6330,8 @@
     </w:p>
     <w:p>
       <w:pPr>
-        <w:pStyle w:val="af3"/>
+        <w:pStyle w:val="1230"/>
+        <w:ind w:left="588"/>
       </w:pPr>
       <w:r>
         <w:rPr>
@@ -6404,12 +6387,6 @@
         </w:rPr>
         <w:t>）控制变量法。</w:t>
       </w:r>
-    </w:p>
-    <w:p>
-      <w:pPr>
-        <w:spacing w:line="360" w:lineRule="auto"/>
-        <w:ind w:leftChars="130" w:left="273"/>
-      </w:pPr>
     </w:p>
     <w:p>
       <w:pPr>
@@ -6757,14 +6734,7 @@
         <w:rPr>
           <w:rFonts w:hint="eastAsia"/>
         </w:rPr>
-        <w:t>”）区，低音区为图</w:t>
-      </w:r>
-      <w:r>
-        <w:rPr>
-          <w:rFonts w:hint="eastAsia"/>
-        </w:rPr>
-        <w:lastRenderedPageBreak/>
-        <w:t>甲中的</w:t>
+        <w:t>”）区，低音区为图甲中的</w:t>
       </w:r>
       <w:r>
         <w:rPr>
@@ -6936,86 +6906,92 @@
     </w:p>
     <w:p>
       <w:pPr>
+        <w:pStyle w:val="1230"/>
+        <w:ind w:left="588"/>
+      </w:pPr>
+      <w:r>
+        <w:rPr>
+          <w:rFonts w:hint="eastAsia"/>
+        </w:rPr>
+        <w:t>【答案】（</w:t>
+      </w:r>
+      <w:r>
+        <w:rPr>
+          <w:rFonts w:hint="eastAsia"/>
+        </w:rPr>
+        <w:t>1</w:t>
+      </w:r>
+      <w:r>
+        <w:rPr>
+          <w:rFonts w:hint="eastAsia"/>
+        </w:rPr>
+        <w:t>）响度；（</w:t>
+      </w:r>
+      <w:r>
+        <w:rPr>
+          <w:rFonts w:hint="eastAsia"/>
+        </w:rPr>
+        <w:t>2</w:t>
+      </w:r>
+      <w:r>
+        <w:rPr>
+          <w:rFonts w:hint="eastAsia"/>
+        </w:rPr>
+        <w:t>）</w:t>
+      </w:r>
+      <w:r>
+        <w:rPr>
+          <w:rFonts w:hint="eastAsia"/>
+        </w:rPr>
+        <w:t>C</w:t>
+      </w:r>
+      <w:r>
+        <w:rPr>
+          <w:rFonts w:hint="eastAsia"/>
+        </w:rPr>
+        <w:t>；</w:t>
+      </w:r>
+      <w:r>
+        <w:rPr>
+          <w:rFonts w:hint="eastAsia"/>
+        </w:rPr>
+        <w:t>A</w:t>
+      </w:r>
+      <w:r>
+        <w:rPr>
+          <w:rFonts w:hint="eastAsia"/>
+        </w:rPr>
+        <w:t>；（</w:t>
+      </w:r>
+      <w:r>
+        <w:rPr>
+          <w:rFonts w:hint="eastAsia"/>
+        </w:rPr>
+        <w:t>3</w:t>
+      </w:r>
+      <w:r>
+        <w:rPr>
+          <w:rFonts w:hint="eastAsia"/>
+        </w:rPr>
+        <w:t>）</w:t>
+      </w:r>
+      <w:r>
+        <w:rPr>
+          <w:rFonts w:hint="eastAsia"/>
+        </w:rPr>
+        <w:t>D</w:t>
+      </w:r>
+      <w:r>
+        <w:rPr>
+          <w:rFonts w:hint="eastAsia"/>
+        </w:rPr>
+        <w:t>。</w:t>
+      </w:r>
+    </w:p>
+    <w:p>
+      <w:pPr>
         <w:pStyle w:val="af3"/>
       </w:pPr>
-      <w:r>
-        <w:rPr>
-          <w:rFonts w:hint="eastAsia"/>
-        </w:rPr>
-        <w:t>【答案】（</w:t>
-      </w:r>
-      <w:r>
-        <w:rPr>
-          <w:rFonts w:hint="eastAsia"/>
-        </w:rPr>
-        <w:t>1</w:t>
-      </w:r>
-      <w:r>
-        <w:rPr>
-          <w:rFonts w:hint="eastAsia"/>
-        </w:rPr>
-        <w:t>）响度；（</w:t>
-      </w:r>
-      <w:r>
-        <w:rPr>
-          <w:rFonts w:hint="eastAsia"/>
-        </w:rPr>
-        <w:t>2</w:t>
-      </w:r>
-      <w:r>
-        <w:rPr>
-          <w:rFonts w:hint="eastAsia"/>
-        </w:rPr>
-        <w:t>）</w:t>
-      </w:r>
-      <w:r>
-        <w:rPr>
-          <w:rFonts w:hint="eastAsia"/>
-        </w:rPr>
-        <w:t>C</w:t>
-      </w:r>
-      <w:r>
-        <w:rPr>
-          <w:rFonts w:hint="eastAsia"/>
-        </w:rPr>
-        <w:t>；</w:t>
-      </w:r>
-      <w:r>
-        <w:rPr>
-          <w:rFonts w:hint="eastAsia"/>
-        </w:rPr>
-        <w:t>A</w:t>
-      </w:r>
-      <w:r>
-        <w:rPr>
-          <w:rFonts w:hint="eastAsia"/>
-        </w:rPr>
-        <w:t>；（</w:t>
-      </w:r>
-      <w:r>
-        <w:rPr>
-          <w:rFonts w:hint="eastAsia"/>
-        </w:rPr>
-        <w:t>3</w:t>
-      </w:r>
-      <w:r>
-        <w:rPr>
-          <w:rFonts w:hint="eastAsia"/>
-        </w:rPr>
-        <w:t>）</w:t>
-      </w:r>
-      <w:r>
-        <w:rPr>
-          <w:rFonts w:hint="eastAsia"/>
-        </w:rPr>
-        <w:t>D</w:t>
-      </w:r>
-      <w:r>
-        <w:rPr>
-          <w:rFonts w:hint="eastAsia"/>
-        </w:rPr>
-        <w:t>。</w:t>
-      </w:r>
     </w:p>
     <w:p>
       <w:pPr>
@@ -7026,6 +7002,7 @@
         <w:rPr>
           <w:noProof/>
         </w:rPr>
+        <w:lastRenderedPageBreak/>
         <mc:AlternateContent>
           <mc:Choice Requires="wps">
             <w:drawing>
@@ -7417,7 +7394,8 @@
     </w:p>
     <w:p>
       <w:pPr>
-        <w:pStyle w:val="af3"/>
+        <w:pStyle w:val="1230"/>
+        <w:ind w:left="588"/>
       </w:pPr>
       <w:r>
         <w:rPr>
@@ -7880,138 +7858,154 @@
     </w:p>
     <w:p>
       <w:pPr>
+        <w:pStyle w:val="1230"/>
+        <w:ind w:left="588"/>
+      </w:pPr>
+      <w:r>
+        <w:rPr>
+          <w:rFonts w:hint="eastAsia"/>
+        </w:rPr>
+        <w:t>【答案】</w:t>
+      </w:r>
+      <w:r>
+        <w:rPr>
+          <w:rFonts w:hint="eastAsia"/>
+        </w:rPr>
+        <w:t>（</w:t>
+      </w:r>
+      <w:r>
+        <w:rPr>
+          <w:rFonts w:hint="eastAsia"/>
+        </w:rPr>
+        <w:t>1</w:t>
+      </w:r>
+      <w:r>
+        <w:rPr>
+          <w:rFonts w:hint="eastAsia"/>
+        </w:rPr>
+        <w:t>）从鸣笛到</w:t>
+      </w:r>
+      <w:r>
+        <w:rPr>
+          <w:rFonts w:hint="eastAsia"/>
+        </w:rPr>
+        <w:t>6s</w:t>
+      </w:r>
+      <w:r>
+        <w:rPr>
+          <w:rFonts w:hint="eastAsia"/>
+        </w:rPr>
+        <w:t>后听到回声，车行驶了</w:t>
+      </w:r>
+      <w:r>
+        <w:rPr>
+          <w:rFonts w:hint="eastAsia"/>
+        </w:rPr>
+        <w:t>90m</w:t>
+      </w:r>
+      <w:r>
+        <w:rPr>
+          <w:rFonts w:hint="eastAsia"/>
+        </w:rPr>
+        <w:t>；</w:t>
+      </w:r>
+    </w:p>
+    <w:p>
+      <w:pPr>
+        <w:pStyle w:val="1230"/>
+        <w:ind w:left="588"/>
+      </w:pPr>
+      <w:r>
+        <w:rPr>
+          <w:rFonts w:hint="eastAsia"/>
+        </w:rPr>
+        <w:t>（</w:t>
+      </w:r>
+      <w:r>
+        <w:rPr>
+          <w:rFonts w:hint="eastAsia"/>
+        </w:rPr>
+        <w:t>2</w:t>
+      </w:r>
+      <w:r>
+        <w:rPr>
+          <w:rFonts w:hint="eastAsia"/>
+        </w:rPr>
+        <w:t>）从鸣笛到</w:t>
+      </w:r>
+      <w:r>
+        <w:rPr>
+          <w:rFonts w:hint="eastAsia"/>
+        </w:rPr>
+        <w:t>6s</w:t>
+      </w:r>
+      <w:r>
+        <w:rPr>
+          <w:rFonts w:hint="eastAsia"/>
+        </w:rPr>
+        <w:t>后听到回声，声音传播的路程是</w:t>
+      </w:r>
+      <w:r>
+        <w:rPr>
+          <w:rFonts w:hint="eastAsia"/>
+        </w:rPr>
+        <w:t>2040m</w:t>
+      </w:r>
+      <w:r>
+        <w:rPr>
+          <w:rFonts w:hint="eastAsia"/>
+        </w:rPr>
+        <w:t>；</w:t>
+      </w:r>
+    </w:p>
+    <w:p>
+      <w:pPr>
+        <w:pStyle w:val="1230"/>
+        <w:ind w:left="588"/>
+      </w:pPr>
+      <w:r>
+        <w:rPr>
+          <w:rFonts w:hint="eastAsia"/>
+        </w:rPr>
+        <w:t>（</w:t>
+      </w:r>
+      <w:r>
+        <w:rPr>
+          <w:rFonts w:hint="eastAsia"/>
+        </w:rPr>
+        <w:t>3</w:t>
+      </w:r>
+      <w:r>
+        <w:rPr>
+          <w:rFonts w:hint="eastAsia"/>
+        </w:rPr>
+        <w:t>）车鸣笛的位置到高山的距离为</w:t>
+      </w:r>
+      <w:r>
+        <w:rPr>
+          <w:rFonts w:hint="eastAsia"/>
+        </w:rPr>
+        <w:t>1065m</w:t>
+      </w:r>
+      <w:r>
+        <w:rPr>
+          <w:rFonts w:hint="eastAsia"/>
+        </w:rPr>
+        <w:t>。</w:t>
+      </w:r>
+    </w:p>
+    <w:p>
+      <w:pPr>
         <w:pStyle w:val="af3"/>
       </w:pPr>
       <w:r>
-        <w:rPr>
-          <w:rFonts w:hint="eastAsia"/>
-        </w:rPr>
-        <w:t>【答案】</w:t>
-      </w:r>
-      <w:r>
-        <w:rPr>
-          <w:rFonts w:hint="eastAsia"/>
-        </w:rPr>
-        <w:t>（</w:t>
-      </w:r>
-      <w:r>
-        <w:rPr>
-          <w:rFonts w:hint="eastAsia"/>
-        </w:rPr>
-        <w:t>1</w:t>
-      </w:r>
-      <w:r>
-        <w:rPr>
-          <w:rFonts w:hint="eastAsia"/>
-        </w:rPr>
-        <w:t>）从鸣笛到</w:t>
-      </w:r>
-      <w:r>
-        <w:rPr>
-          <w:rFonts w:hint="eastAsia"/>
-        </w:rPr>
-        <w:t>6s</w:t>
-      </w:r>
-      <w:r>
-        <w:rPr>
-          <w:rFonts w:hint="eastAsia"/>
-        </w:rPr>
-        <w:t>后听到回声，车行驶了</w:t>
-      </w:r>
-      <w:r>
-        <w:rPr>
-          <w:rFonts w:hint="eastAsia"/>
-        </w:rPr>
-        <w:t>90m</w:t>
-      </w:r>
-      <w:r>
-        <w:rPr>
-          <w:rFonts w:hint="eastAsia"/>
-        </w:rPr>
-        <w:t>；</w:t>
+        <w:br/>
       </w:r>
     </w:p>
     <w:p>
       <w:pPr>
         <w:pStyle w:val="af3"/>
       </w:pPr>
-      <w:r>
-        <w:rPr>
-          <w:rFonts w:hint="eastAsia"/>
-        </w:rPr>
-        <w:t>（</w:t>
-      </w:r>
-      <w:r>
-        <w:rPr>
-          <w:rFonts w:hint="eastAsia"/>
-        </w:rPr>
-        <w:t>2</w:t>
-      </w:r>
-      <w:r>
-        <w:rPr>
-          <w:rFonts w:hint="eastAsia"/>
-        </w:rPr>
-        <w:t>）从鸣笛到</w:t>
-      </w:r>
-      <w:r>
-        <w:rPr>
-          <w:rFonts w:hint="eastAsia"/>
-        </w:rPr>
-        <w:t>6s</w:t>
-      </w:r>
-      <w:r>
-        <w:rPr>
-          <w:rFonts w:hint="eastAsia"/>
-        </w:rPr>
-        <w:t>后听到回声，声音传播的路程是</w:t>
-      </w:r>
-      <w:r>
-        <w:rPr>
-          <w:rFonts w:hint="eastAsia"/>
-        </w:rPr>
-        <w:t>2040m</w:t>
-      </w:r>
-      <w:r>
-        <w:rPr>
-          <w:rFonts w:hint="eastAsia"/>
-        </w:rPr>
-        <w:t>；</w:t>
-      </w:r>
-    </w:p>
-    <w:p>
-      <w:pPr>
-        <w:pStyle w:val="af3"/>
-      </w:pPr>
-      <w:r>
-        <w:rPr>
-          <w:rFonts w:hint="eastAsia"/>
-        </w:rPr>
-        <w:t>（</w:t>
-      </w:r>
-      <w:r>
-        <w:rPr>
-          <w:rFonts w:hint="eastAsia"/>
-        </w:rPr>
-        <w:t>3</w:t>
-      </w:r>
-      <w:r>
-        <w:rPr>
-          <w:rFonts w:hint="eastAsia"/>
-        </w:rPr>
-        <w:t>）车鸣笛的位置到高山的距离为</w:t>
-      </w:r>
-      <w:r>
-        <w:rPr>
-          <w:rFonts w:hint="eastAsia"/>
-        </w:rPr>
-        <w:t>1065m</w:t>
-      </w:r>
-      <w:r>
-        <w:rPr>
-          <w:rFonts w:hint="eastAsia"/>
-        </w:rPr>
-        <w:t>。</w:t>
-      </w:r>
     </w:p>
     <w:p>
       <w:pPr>
@@ -9205,7 +9199,8 @@
     </w:p>
     <w:p>
       <w:pPr>
-        <w:pStyle w:val="af3"/>
+        <w:pStyle w:val="1230"/>
+        <w:ind w:left="588"/>
       </w:pPr>
       <w:r>
         <w:rPr>
@@ -9322,6 +9317,12 @@
     <w:p>
       <w:pPr>
         <w:spacing w:line="360" w:lineRule="auto"/>
+        <w:rPr>
+          <w:rFonts w:ascii="Times New Roman" w:eastAsia="新宋体" w:hAnsi="Times New Roman"/>
+          <w:color w:val="FFFFFF"/>
+          <w:sz w:val="1"/>
+          <w:szCs w:val="1"/>
+        </w:rPr>
       </w:pPr>
       <w:r>
         <w:rPr>
@@ -9418,6 +9419,44 @@
     </w:p>
     <w:p>
       <w:pPr>
+        <w:spacing w:line="360" w:lineRule="auto"/>
+        <w:rPr>
+          <w:rFonts w:ascii="Times New Roman" w:eastAsia="新宋体" w:hAnsi="Times New Roman"/>
+          <w:color w:val="FFFFFF"/>
+          <w:sz w:val="1"/>
+          <w:szCs w:val="1"/>
+        </w:rPr>
+      </w:pPr>
+    </w:p>
+    <w:p>
+      <w:pPr>
+        <w:spacing w:line="360" w:lineRule="auto"/>
+        <w:rPr>
+          <w:rFonts w:ascii="Times New Roman" w:eastAsia="新宋体" w:hAnsi="Times New Roman"/>
+          <w:color w:val="FFFFFF"/>
+          <w:sz w:val="1"/>
+          <w:szCs w:val="1"/>
+        </w:rPr>
+      </w:pPr>
+    </w:p>
+    <w:p>
+      <w:pPr>
+        <w:spacing w:line="360" w:lineRule="auto"/>
+        <w:rPr>
+          <w:rFonts w:ascii="Times New Roman" w:eastAsia="新宋体" w:hAnsi="Times New Roman"/>
+          <w:color w:val="FFFFFF"/>
+          <w:sz w:val="1"/>
+          <w:szCs w:val="1"/>
+        </w:rPr>
+      </w:pPr>
+    </w:p>
+    <w:p>
+      <w:pPr>
+        <w:spacing w:line="360" w:lineRule="auto"/>
+      </w:pPr>
+    </w:p>
+    <w:p>
+      <w:pPr>
         <w:pStyle w:val="af0"/>
         <w:ind w:left="672" w:hanging="672"/>
       </w:pPr>
@@ -9425,6 +9464,7 @@
         <w:rPr>
           <w:noProof/>
         </w:rPr>
+        <w:lastRenderedPageBreak/>
         <mc:AlternateContent>
           <mc:Choice Requires="wps">
             <w:drawing>
@@ -9701,14 +9741,7 @@
         <w:rPr>
           <w:rFonts w:hint="eastAsia"/>
         </w:rPr>
-        <w:t>（选填“防止噪声产生”“阻断噪声传播”或“防</w:t>
-      </w:r>
-      <w:r>
-        <w:rPr>
-          <w:rFonts w:hint="eastAsia"/>
-        </w:rPr>
-        <w:lastRenderedPageBreak/>
-        <w:t>止噪声进入耳朵”）的方法减弱噪声。</w:t>
+        <w:t>（选填“防止噪声产生”“阻断噪声传播”或“防止噪声进入耳朵”）的方法减弱噪声。</w:t>
       </w:r>
     </w:p>
     <w:p>
@@ -10229,7 +10262,8 @@
     </w:p>
     <w:p>
       <w:pPr>
-        <w:pStyle w:val="af3"/>
+        <w:pStyle w:val="1230"/>
+        <w:ind w:left="588"/>
       </w:pPr>
       <w:r>
         <w:rPr>
@@ -10270,7 +10304,8 @@
     </w:p>
     <w:p>
       <w:pPr>
-        <w:pStyle w:val="af3"/>
+        <w:pStyle w:val="1230"/>
+        <w:ind w:left="588"/>
       </w:pPr>
       <w:r>
         <w:rPr>
@@ -11750,7 +11785,7 @@
     <w:link w:val="Char0"/>
     <w:autoRedefine/>
     <w:qFormat/>
-    <w:rsid w:val="007B1A96"/>
+    <w:rsid w:val="00812EA2"/>
     <w:pPr>
       <w:ind w:firstLineChars="300" w:firstLine="630"/>
     </w:pPr>
@@ -11763,7 +11798,7 @@
     <w:name w:val="答案 Char"/>
     <w:link w:val="af3"/>
     <w:qFormat/>
-    <w:rsid w:val="007B1A96"/>
+    <w:rsid w:val="00812EA2"/>
     <w:rPr>
       <w:rFonts w:ascii="Times New Roman" w:eastAsia="楷体" w:hAnsi="Times New Roman" w:cs="Times New Roman"/>
       <w:iCs/>
@@ -12017,6 +12052,10 @@
 </file>
 
 <file path=customXml/item1.xml><?xml version="1.0" encoding="utf-8"?>
+<b:Sources xmlns:b="http://schemas.openxmlformats.org/officeDocument/2006/bibliography" xmlns="http://schemas.openxmlformats.org/officeDocument/2006/bibliography" SelectedStyle="\APA.XSL" StyleName="APA"/>
+</file>
+
+<file path=customXml/item2.xml><?xml version="1.0" encoding="utf-8"?>
 <s:customData xmlns="http://www.wps.cn/officeDocument/2013/wpsCustomData" xmlns:s="http://www.wps.cn/officeDocument/2013/wpsCustomData">
   <customSectProps/>
   <customShpExts>
@@ -12025,22 +12064,18 @@
 </s:customData>
 </file>
 
-<file path=customXml/item2.xml><?xml version="1.0" encoding="utf-8"?>
-<b:Sources xmlns:b="http://schemas.openxmlformats.org/officeDocument/2006/bibliography" xmlns="http://schemas.openxmlformats.org/officeDocument/2006/bibliography" SelectedStyle="\APA.XSL" StyleName="APA"/>
+<file path=customXml/itemProps1.xml><?xml version="1.0" encoding="utf-8"?>
+<ds:datastoreItem xmlns:ds="http://schemas.openxmlformats.org/officeDocument/2006/customXml" ds:itemID="{0E798019-D9DA-4148-8768-905599865BAA}">
+  <ds:schemaRefs>
+    <ds:schemaRef ds:uri="http://schemas.openxmlformats.org/officeDocument/2006/bibliography"/>
+  </ds:schemaRefs>
+</ds:datastoreItem>
 </file>
 
-<file path=customXml/itemProps1.xml><?xml version="1.0" encoding="utf-8"?>
+<file path=customXml/itemProps2.xml><?xml version="1.0" encoding="utf-8"?>
 <ds:datastoreItem xmlns:ds="http://schemas.openxmlformats.org/officeDocument/2006/customXml" ds:itemID="{B1977F7D-205B-4081-913C-38D41E755F92}">
   <ds:schemaRefs>
     <ds:schemaRef ds:uri="http://www.wps.cn/officeDocument/2013/wpsCustomData"/>
   </ds:schemaRefs>
 </ds:datastoreItem>
-</file>
-
-<file path=customXml/itemProps2.xml><?xml version="1.0" encoding="utf-8"?>
-<ds:datastoreItem xmlns:ds="http://schemas.openxmlformats.org/officeDocument/2006/customXml" ds:itemID="{0E798019-D9DA-4148-8768-905599865BAA}">
-  <ds:schemaRefs>
-    <ds:schemaRef ds:uri="http://schemas.openxmlformats.org/officeDocument/2006/bibliography"/>
-  </ds:schemaRefs>
-</ds:datastoreItem>
 </file>